--- a/이탈리아 검사/1부/1부_6화_키아라와의_인연.docx
+++ b/이탈리아 검사/1부/1부_6화_키아라와의_인연.docx
@@ -1646,7 +1646,7 @@
           <w:i w:val="0"/>
           <w:sz w:val="22"/>
         </w:rPr>
-        <w:t xml:space="preserve"> Ragazzo mio. Un magistrato e una giornalista che si stringono la mano sul lungomare. Sai cosa direbbe il curato di Manzoni? «Questo matrimonio non s'ha da fare.»</w:t>
+        <w:t xml:space="preserve"> Ragazzo mio. Un magistrato e una giornalista che si stringono la mano sul lungomare. Sai cosa direbbero i bravi di Manzoni? «Questo matrimonio non s'ha da fare.»</w:t>
       </w:r>
     </w:p>
     <w:p>
@@ -4750,7 +4750,7 @@
           <w:i w:val="0"/>
           <w:sz w:val="22"/>
         </w:rPr>
-        <w:t xml:space="preserve"> — 한국어 해설: "이 결혼은 치러져선 안 된다." 영주 돈 로드리고의 부하들이 사제 돈 아본디오를 길에서 막아서며 하는 협박으로, 이탈리아에서 '반대에 부딪힌 결합'을 비꼬는 관용구가 되었다. 장면 3에서 벨란디가 검사와 기자의 '협약'을 두고 농담 삼아 인용하고, 4화에서 안나가 인용한 돈 아본디오를 다시 불러낸다. 농담 뒤에는 '그녀를 조심하되, 무엇보다 그녀를 위해 조심하라'는 경고 — 키아라의 운명(3부)을 멀리서 비추는 그림자 — 가 있다.</w:t>
+        <w:t xml:space="preserve"> — 한국어 해설: "이 결혼은 치러져선 안 된다." 영주 돈 로드리고의 부하들이 사제 돈 아본디오를 길에서 막아서며 하는 협박으로, 이탈리아에서 '반대에 부딪힌 결합'을 비꼬는 관용구가 되었다. 장면 3에서 벨란디가 검사와 기자의 '협약'을 두고 농담 삼아 인용하고, 2화에서 칼로제로가 인용한 돈 아본디오의 세계를 다시 불러낸다. 농담 뒤에는 '그녀를 조심하되, 무엇보다 그녀를 위해 조심하라'는 경고 — 키아라의 운명(3부)을 멀리서 비추는 그림자 — 가 있다.</w:t>
       </w:r>
     </w:p>
     <w:p>
